--- a/docs/prd-docx-v2/服务商网页端/案例管理.docx
+++ b/docs/prd-docx-v2/服务商网页端/案例管理.docx
@@ -1498,7 +1498,7 @@
                 <w:rFonts w:ascii="宋体" w:hAnsi="宋体" w:eastAsia="宋体"/>
                 <w:sz w:val="21"/>
               </w:rPr>
-              <w:t>`mock-data.js`</w:t>
+              <w:t>原型数据</w:t>
             </w:r>
           </w:p>
         </w:tc>
@@ -1528,7 +1528,7 @@
                 <w:rFonts w:ascii="宋体" w:hAnsi="宋体" w:eastAsia="宋体"/>
                 <w:sz w:val="21"/>
               </w:rPr>
-              <w:t>`providerWeb.store.cases`</w:t>
+              <w:t>业务数据</w:t>
             </w:r>
           </w:p>
         </w:tc>
@@ -1542,7 +1542,7 @@
                 <w:rFonts w:ascii="宋体" w:hAnsi="宋体" w:eastAsia="宋体"/>
                 <w:sz w:val="21"/>
               </w:rPr>
-              <w:t>`mock-data.js`</w:t>
+              <w:t>原型数据</w:t>
             </w:r>
           </w:p>
         </w:tc>
@@ -1572,7 +1572,7 @@
                 <w:rFonts w:ascii="宋体" w:hAnsi="宋体" w:eastAsia="宋体"/>
                 <w:sz w:val="21"/>
               </w:rPr>
-              <w:t>`store.name`</w:t>
+              <w:t>业务数据</w:t>
             </w:r>
           </w:p>
         </w:tc>
@@ -1586,7 +1586,7 @@
                 <w:rFonts w:ascii="宋体" w:hAnsi="宋体" w:eastAsia="宋体"/>
                 <w:sz w:val="21"/>
               </w:rPr>
-              <w:t>`mock-data.js`</w:t>
+              <w:t>原型数据</w:t>
             </w:r>
           </w:p>
         </w:tc>
@@ -1630,7 +1630,7 @@
                 <w:rFonts w:ascii="宋体" w:hAnsi="宋体" w:eastAsia="宋体"/>
                 <w:sz w:val="21"/>
               </w:rPr>
-              <w:t>`mock-data.js` / 用户输入</w:t>
+              <w:t>`原型数据` / 用户输入</w:t>
             </w:r>
           </w:p>
         </w:tc>
@@ -1674,7 +1674,7 @@
                 <w:rFonts w:ascii="宋体" w:hAnsi="宋体" w:eastAsia="宋体"/>
                 <w:sz w:val="21"/>
               </w:rPr>
-              <w:t>`mock-data.js` / 用户输入</w:t>
+              <w:t>`原型数据` / 用户输入</w:t>
             </w:r>
           </w:p>
         </w:tc>
@@ -1718,7 +1718,7 @@
                 <w:rFonts w:ascii="宋体" w:hAnsi="宋体" w:eastAsia="宋体"/>
                 <w:sz w:val="21"/>
               </w:rPr>
-              <w:t>`mock-data.js` / 用户输入</w:t>
+              <w:t>`原型数据` / 用户输入</w:t>
             </w:r>
           </w:p>
         </w:tc>
@@ -1762,7 +1762,7 @@
                 <w:rFonts w:ascii="宋体" w:hAnsi="宋体" w:eastAsia="宋体"/>
                 <w:sz w:val="21"/>
               </w:rPr>
-              <w:t>`mock-data.js` / 用户输入</w:t>
+              <w:t>`原型数据` / 用户输入</w:t>
             </w:r>
           </w:p>
         </w:tc>
@@ -1806,7 +1806,7 @@
                 <w:rFonts w:ascii="宋体" w:hAnsi="宋体" w:eastAsia="宋体"/>
                 <w:sz w:val="21"/>
               </w:rPr>
-              <w:t>`mock-data.js` / 用户输入</w:t>
+              <w:t>`原型数据` / 用户输入</w:t>
             </w:r>
           </w:p>
         </w:tc>
@@ -1850,7 +1850,7 @@
                 <w:rFonts w:ascii="宋体" w:hAnsi="宋体" w:eastAsia="宋体"/>
                 <w:sz w:val="21"/>
               </w:rPr>
-              <w:t>`mock-data.js` / 用户上传</w:t>
+              <w:t>`原型数据` / 用户上传</w:t>
             </w:r>
           </w:p>
         </w:tc>
@@ -1894,7 +1894,7 @@
                 <w:rFonts w:ascii="宋体" w:hAnsi="宋体" w:eastAsia="宋体"/>
                 <w:sz w:val="21"/>
               </w:rPr>
-              <w:t>`mock-data.js` / 用户输入</w:t>
+              <w:t>`原型数据` / 用户输入</w:t>
             </w:r>
           </w:p>
         </w:tc>
@@ -1924,7 +1924,7 @@
                 <w:rFonts w:ascii="宋体" w:hAnsi="宋体" w:eastAsia="宋体"/>
                 <w:sz w:val="21"/>
               </w:rPr>
-              <w:t>`item.audit`</w:t>
+              <w:t>业务数据</w:t>
             </w:r>
           </w:p>
         </w:tc>
@@ -1938,7 +1938,7 @@
                 <w:rFonts w:ascii="宋体" w:hAnsi="宋体" w:eastAsia="宋体"/>
                 <w:sz w:val="21"/>
               </w:rPr>
-              <w:t>`mock-data.js`</w:t>
+              <w:t>原型数据</w:t>
             </w:r>
           </w:p>
         </w:tc>
@@ -1968,7 +1968,7 @@
                 <w:rFonts w:ascii="宋体" w:hAnsi="宋体" w:eastAsia="宋体"/>
                 <w:sz w:val="21"/>
               </w:rPr>
-              <w:t>`item.display`</w:t>
+              <w:t>业务数据</w:t>
             </w:r>
           </w:p>
         </w:tc>
@@ -1982,7 +1982,7 @@
                 <w:rFonts w:ascii="宋体" w:hAnsi="宋体" w:eastAsia="宋体"/>
                 <w:sz w:val="21"/>
               </w:rPr>
-              <w:t>`mock-data.js`</w:t>
+              <w:t>原型数据</w:t>
             </w:r>
           </w:p>
         </w:tc>
@@ -2055,7 +2055,7 @@
           <w:rFonts w:ascii="宋体" w:hAnsi="宋体" w:eastAsia="宋体"/>
           <w:sz w:val="21"/>
         </w:rPr>
-        <w:t>- 已进入"案例维护"tab。 - `mock-data.js` 中已定义案例数据。</w:t>
+        <w:t>- 已进入"案例维护"tab。 - `原型数据` 中已定义案例数据。</w:t>
       </w:r>
     </w:p>
     <w:p>
@@ -2237,7 +2237,7 @@
           <w:rFonts w:ascii="宋体" w:hAnsi="宋体" w:eastAsia="宋体"/>
           <w:sz w:val="21"/>
         </w:rPr>
-        <w:t>- 详情面板由 `renderProviderCaseDetailPanel()` 函数渲染，复用于详情抽屉和模态框预览。 - 若门店暂无案例，右侧显示"当前暂无案例数据，请先新增。"  ---</w:t>
+        <w:t>- 详情面板由 `页面渲染` 函数渲染，复用于详情抽屉和模态框预览。 - 若门店暂无案例，右侧显示"当前暂无案例数据，请先新增。"  ---</w:t>
       </w:r>
     </w:p>
     <w:p>
